--- a/docs/guide/guide-gestionnaire.docx
+++ b/docs/guide/guide-gestionnaire.docx
@@ -34,7 +34,25 @@
           <w:sz w:val="20"/>
           <w:szCs w:val="20"/>
         </w:rPr>
-        <w:t xml:space="preserve">Le site : app-vc-emn.vercel.app. Ce guide existe aussi en ligne : </w:t>
+        <w:t xml:space="preserve">Le site : </w:t>
+      </w:r>
+      <w:r>
+        <w:rPr>
+          <w:b/>
+          <w:bCs/>
+          <w:color w:val="44526A"/>
+          <w:sz w:val="20"/>
+          <w:szCs w:val="20"/>
+        </w:rPr>
+        <w:t xml:space="preserve">Veille concurrentielle</w:t>
+      </w:r>
+      <w:r>
+        <w:rPr>
+          <w:color w:val="44526A"/>
+          <w:sz w:val="20"/>
+          <w:szCs w:val="20"/>
+        </w:rPr>
+        <w:t xml:space="preserve">, à l'adresse app-vc-emn.vercel.app. Ce guide existe aussi en ligne : </w:t>
       </w:r>
       <w:r>
         <w:rPr>
@@ -1254,7 +1272,7 @@
         <w:sz w:val="18"/>
         <w:szCs w:val="18"/>
       </w:rPr>
-      <w:t xml:space="preserve">Guide du gestionnaire</w:t>
+      <w:t xml:space="preserve">Veille concurrentielle — Guide du gestionnaire</w:t>
     </w:r>
   </w:p>
 </w:hdr>

--- a/docs/guide/guide-gestionnaire.docx
+++ b/docs/guide/guide-gestionnaire.docx
@@ -120,6 +120,16 @@
           <w:b/>
           <w:bCs/>
         </w:rPr>
+        <w:t xml:space="preserve">« Voir le site »</w:t>
+      </w:r>
+      <w:r>
+        <w:t xml:space="preserve">, </w:t>
+      </w:r>
+      <w:r>
+        <w:rPr>
+          <w:b/>
+          <w:bCs/>
+        </w:rPr>
         <w:t xml:space="preserve">« Aide »</w:t>
       </w:r>
       <w:r>
@@ -143,7 +153,17 @@
         <w:t xml:space="preserve">« Déconnexion »</w:t>
       </w:r>
       <w:r>
-        <w:t xml:space="preserve">. Sur un téléphone ou dans une fenêtre étroite, le menu se replie derrière le bouton </w:t>
+        <w:t xml:space="preserve">. Pour revenir au site : </w:t>
+      </w:r>
+      <w:r>
+        <w:rPr>
+          <w:b/>
+          <w:bCs/>
+        </w:rPr>
+        <w:t xml:space="preserve">« Voir le site »</w:t>
+      </w:r>
+      <w:r>
+        <w:t xml:space="preserve">, ou le nom du site, en haut du menu. Sur un téléphone ou dans une fenêtre étroite, le menu se replie derrière le bouton </w:t>
       </w:r>
       <w:r>
         <w:rPr>
@@ -217,7 +237,7 @@
           <wp:inline distT="0" distB="0" distL="0" distR="0">
             <wp:extent cx="6096000" cy="3105150"/>
             <wp:effectExtent t="0" r="0" b="0" l="0"/>
-            <wp:docPr id="6" name="manager-ecoles" descr="La liste des écoles du back-office." title="La liste des écoles du back-office."/>
+            <wp:docPr id="1" name="manager-ecoles" descr="La liste des écoles du back-office." title="La liste des écoles du back-office."/>
             <wp:cNvGraphicFramePr>
               <a:graphicFrameLocks xmlns:a="http://schemas.openxmlformats.org/drawingml/2006/main" noChangeAspect="1"/>
             </wp:cNvGraphicFramePr>
@@ -427,7 +447,7 @@
           <wp:inline distT="0" distB="0" distL="0" distR="0">
             <wp:extent cx="4524375" cy="3619500"/>
             <wp:effectExtent t="0" r="0" b="0" l="0"/>
-            <wp:docPr id="7" name="manager-tarifs" descr="Les huit onglets d'une école, ici sur les tarifs d'une année." title="Les huit onglets d'une école, ici sur les tarifs d'une année."/>
+            <wp:docPr id="2" name="manager-tarifs" descr="Les huit onglets d'une école, ici sur les tarifs d'une année." title="Les huit onglets d'une école, ici sur les tarifs d'une année."/>
             <wp:cNvGraphicFramePr>
               <a:graphicFrameLocks xmlns:a="http://schemas.openxmlformats.org/drawingml/2006/main" noChangeAspect="1"/>
             </wp:cNvGraphicFramePr>
@@ -932,7 +952,7 @@
           <wp:inline distT="0" distB="0" distL="0" distR="0">
             <wp:extent cx="6096000" cy="1581150"/>
             <wp:effectExtent t="0" r="0" b="0" l="0"/>
-            <wp:docPr id="8" name="manager-signalements" descr="L'écran des signalements, sans signalement en attente." title="L'écran des signalements, sans signalement en attente."/>
+            <wp:docPr id="3" name="manager-signalements" descr="L'écran des signalements, sans signalement en attente." title="L'écran des signalements, sans signalement en attente."/>
             <wp:cNvGraphicFramePr>
               <a:graphicFrameLocks xmlns:a="http://schemas.openxmlformats.org/drawingml/2006/main" noChangeAspect="1"/>
             </wp:cNvGraphicFramePr>
